--- a/Collatio/3/1. Textos/2. Limpios/3-C.docx
+++ b/Collatio/3/1. Textos/2. Limpios/3-C.docx
@@ -1,35 +1,35 @@
 
 <file path=word/document.xml><?xml version="1.0" encoding="utf-8"?>
-<w:document xmlns:wpc="http://schemas.microsoft.com/office/word/2010/wordprocessingCanvas" xmlns:cx="http://schemas.microsoft.com/office/drawing/2014/chartex" xmlns:cx1="http://schemas.microsoft.com/office/drawing/2015/9/8/chartex" xmlns:cx2="http://schemas.microsoft.com/office/drawing/2015/10/21/chartex" xmlns:cx3="http://schemas.microsoft.com/office/drawing/2016/5/9/chartex" xmlns:cx4="http://schemas.microsoft.com/office/drawing/2016/5/10/chartex" xmlns:cx5="http://schemas.microsoft.com/office/drawing/2016/5/11/chartex" xmlns:cx6="http://schemas.microsoft.com/office/drawing/2016/5/12/chartex" xmlns:cx7="http://schemas.microsoft.com/office/drawing/2016/5/13/chartex" xmlns:cx8="http://schemas.microsoft.com/office/drawing/2016/5/14/chartex" xmlns:mc="http://schemas.openxmlformats.org/markup-compatibility/2006" xmlns:aink="http://schemas.microsoft.com/office/drawing/2016/ink" xmlns:am3d="http://schemas.microsoft.com/office/drawing/2017/model3d" xmlns:o="urn:schemas-microsoft-com:office:office" xmlns:oel="http://schemas.microsoft.com/office/2019/extlst" xmlns:r="http://schemas.openxmlformats.org/officeDocument/2006/relationships" xmlns:m="http://schemas.openxmlformats.org/officeDocument/2006/math" xmlns:v="urn:schemas-microsoft-com:vml" xmlns:wp14="http://schemas.microsoft.com/office/word/2010/wordprocessingDrawing" xmlns:wp="http://schemas.openxmlformats.org/drawingml/2006/wordprocessingDrawing" xmlns:w10="urn:schemas-microsoft-com:office:word" xmlns:w="http://schemas.openxmlformats.org/wordprocessingml/2006/main" xmlns:w14="http://schemas.microsoft.com/office/word/2010/wordml" xmlns:w15="http://schemas.microsoft.com/office/word/2012/wordml" xmlns:w16cex="http://schemas.microsoft.com/office/word/2018/wordml/cex" xmlns:w16cid="http://schemas.microsoft.com/office/word/2016/wordml/cid" xmlns:w16="http://schemas.microsoft.com/office/word/2018/wordml" xmlns:w16sdtdh="http://schemas.microsoft.com/office/word/2020/wordml/sdtdatahash" xmlns:w16se="http://schemas.microsoft.com/office/word/2015/wordml/symex" xmlns:wpg="http://schemas.microsoft.com/office/word/2010/wordprocessingGroup" xmlns:wpi="http://schemas.microsoft.com/office/word/2010/wordprocessingInk" xmlns:wne="http://schemas.microsoft.com/office/word/2006/wordml" xmlns:wps="http://schemas.microsoft.com/office/word/2010/wordprocessingShape" mc:Ignorable="w14 w15 w16se w16cid w16 w16cex w16sdtdh wp14">
+<w:document xmlns:wpc="http://schemas.microsoft.com/office/word/2010/wordprocessingCanvas" xmlns:cx="http://schemas.microsoft.com/office/drawing/2014/chartex" xmlns:cx1="http://schemas.microsoft.com/office/drawing/2015/9/8/chartex" xmlns:cx2="http://schemas.microsoft.com/office/drawing/2015/10/21/chartex" xmlns:cx3="http://schemas.microsoft.com/office/drawing/2016/5/9/chartex" xmlns:cx4="http://schemas.microsoft.com/office/drawing/2016/5/10/chartex" xmlns:cx5="http://schemas.microsoft.com/office/drawing/2016/5/11/chartex" xmlns:cx6="http://schemas.microsoft.com/office/drawing/2016/5/12/chartex" xmlns:cx7="http://schemas.microsoft.com/office/drawing/2016/5/13/chartex" xmlns:cx8="http://schemas.microsoft.com/office/drawing/2016/5/14/chartex" xmlns:mc="http://schemas.openxmlformats.org/markup-compatibility/2006" xmlns:aink="http://schemas.microsoft.com/office/drawing/2016/ink" xmlns:am3d="http://schemas.microsoft.com/office/drawing/2017/model3d" xmlns:o="urn:schemas-microsoft-com:office:office" xmlns:oel="http://schemas.microsoft.com/office/2019/extlst" xmlns:r="http://schemas.openxmlformats.org/officeDocument/2006/relationships" xmlns:m="http://schemas.openxmlformats.org/officeDocument/2006/math" xmlns:v="urn:schemas-microsoft-com:vml" xmlns:wp14="http://schemas.microsoft.com/office/word/2010/wordprocessingDrawing" xmlns:wp="http://schemas.openxmlformats.org/drawingml/2006/wordprocessingDrawing" xmlns:w10="urn:schemas-microsoft-com:office:word" xmlns:w="http://schemas.openxmlformats.org/wordprocessingml/2006/main" xmlns:w14="http://schemas.microsoft.com/office/word/2010/wordml" xmlns:w15="http://schemas.microsoft.com/office/word/2012/wordml" xmlns:w16cex="http://schemas.microsoft.com/office/word/2018/wordml/cex" xmlns:w16cid="http://schemas.microsoft.com/office/word/2016/wordml/cid" xmlns:w16="http://schemas.microsoft.com/office/word/2018/wordml" xmlns:w16du="http://schemas.microsoft.com/office/word/2023/wordml/word16du" xmlns:w16sdtdh="http://schemas.microsoft.com/office/word/2020/wordml/sdtdatahash" xmlns:w16sdtfl="http://schemas.microsoft.com/office/word/2024/wordml/sdtformatlock" xmlns:w16se="http://schemas.microsoft.com/office/word/2015/wordml/symex" xmlns:wpg="http://schemas.microsoft.com/office/word/2010/wordprocessingGroup" xmlns:wpi="http://schemas.microsoft.com/office/word/2010/wordprocessingInk" xmlns:wne="http://schemas.microsoft.com/office/word/2006/wordml" xmlns:wps="http://schemas.microsoft.com/office/word/2010/wordprocessingShape" mc:Ignorable="w14 w15 w16se w16cid w16 w16cex w16sdtdh w16sdtfl w16du wp14">
   <w:body>
     <w:p>
       <w:pPr>
         <w:rPr>
-          <w:rFonts w:ascii="Garamond" w:hAnsi="Garamond"/>
+          <w:rFonts w:ascii="Brill" w:hAnsi="Brill"/>
         </w:rPr>
       </w:pPr>
       <w:r>
         <w:rPr>
-          <w:rFonts w:ascii="Garamond" w:hAnsi="Garamond"/>
+          <w:rFonts w:ascii="Brill" w:hAnsi="Brill"/>
         </w:rPr>
         <w:t xml:space="preserve">El deciplo pregunto al maestro quando dios veno a fazer el cielo e la tierra antes que lo fiziese donde estava ca pues el cielo nin la tierra non eran fechos non se en que logar pudiese estar dixo el maestro verdat es que el lo fizo todo el non estava en nada mas todo </w:t>
       </w:r>
       <w:r>
         <w:rPr>
-          <w:rFonts w:ascii="Garamond" w:hAnsi="Garamond"/>
+          <w:rFonts w:ascii="Brill" w:hAnsi="Brill"/>
           <w:color w:val="00B0F0"/>
         </w:rPr>
         <w:t>estava</w:t>
       </w:r>
       <w:r>
         <w:rPr>
-          <w:rFonts w:ascii="Garamond" w:hAnsi="Garamond"/>
+          <w:rFonts w:ascii="Brill" w:hAnsi="Brill"/>
         </w:rPr>
         <w:t xml:space="preserve"> en el ca si dios non se pudiese tener si non en logar do pudiese estar firme luego seria dios menguado bien asi como otro omne terrenal ca non abria mayor poder que otro omne mas estava en todo con la su obra que el fizo e faze estava en el como sabia aquello que avia de fazer por eso dize sant Juan apostol e evangelista </w:t>
       </w:r>
       <w:r>
         <w:rPr>
-          <w:rFonts w:ascii="Garamond" w:hAnsi="Garamond"/>
+          <w:rFonts w:ascii="Brill" w:hAnsi="Brill"/>
           <w:color w:val="ED7D31" w:themeColor="accent2"/>
           <w:lang w:val="es-ES"/>
         </w:rPr>
@@ -37,14 +37,14 @@
       </w:r>
       <w:r>
         <w:rPr>
-          <w:rFonts w:ascii="Garamond" w:hAnsi="Garamond"/>
+          <w:rFonts w:ascii="Brill" w:hAnsi="Brill"/>
           <w:color w:val="ED7D31" w:themeColor="accent2"/>
         </w:rPr>
         <w:t>mnia per ipsum facta sunt et sine ipso factum est nichil</w:t>
       </w:r>
       <w:r>
         <w:rPr>
-          <w:rFonts w:ascii="Garamond" w:hAnsi="Garamond"/>
+          <w:rFonts w:ascii="Brill" w:hAnsi="Brill"/>
         </w:rPr>
         <w:t xml:space="preserve"> que quiere dezir todas las cosas son fechas por el e sin el non puede ser fecho nada</w:t>
       </w:r>
@@ -60,7 +60,7 @@
 </file>
 
 <file path=word/styles.xml><?xml version="1.0" encoding="utf-8"?>
-<w:styles xmlns:mc="http://schemas.openxmlformats.org/markup-compatibility/2006" xmlns:r="http://schemas.openxmlformats.org/officeDocument/2006/relationships" xmlns:w="http://schemas.openxmlformats.org/wordprocessingml/2006/main" xmlns:w14="http://schemas.microsoft.com/office/word/2010/wordml" xmlns:w15="http://schemas.microsoft.com/office/word/2012/wordml" xmlns:w16cex="http://schemas.microsoft.com/office/word/2018/wordml/cex" xmlns:w16cid="http://schemas.microsoft.com/office/word/2016/wordml/cid" xmlns:w16="http://schemas.microsoft.com/office/word/2018/wordml" xmlns:w16sdtdh="http://schemas.microsoft.com/office/word/2020/wordml/sdtdatahash" xmlns:w16se="http://schemas.microsoft.com/office/word/2015/wordml/symex" mc:Ignorable="w14 w15 w16se w16cid w16 w16cex w16sdtdh">
+<w:styles xmlns:mc="http://schemas.openxmlformats.org/markup-compatibility/2006" xmlns:r="http://schemas.openxmlformats.org/officeDocument/2006/relationships" xmlns:w="http://schemas.openxmlformats.org/wordprocessingml/2006/main" xmlns:w14="http://schemas.microsoft.com/office/word/2010/wordml" xmlns:w15="http://schemas.microsoft.com/office/word/2012/wordml" xmlns:w16cex="http://schemas.microsoft.com/office/word/2018/wordml/cex" xmlns:w16cid="http://schemas.microsoft.com/office/word/2016/wordml/cid" xmlns:w16="http://schemas.microsoft.com/office/word/2018/wordml" xmlns:w16du="http://schemas.microsoft.com/office/word/2023/wordml/word16du" xmlns:w16sdtdh="http://schemas.microsoft.com/office/word/2020/wordml/sdtdatahash" xmlns:w16sdtfl="http://schemas.microsoft.com/office/word/2024/wordml/sdtformatlock" xmlns:w16se="http://schemas.microsoft.com/office/word/2015/wordml/symex" mc:Ignorable="w14 w15 w16se w16cid w16 w16cex w16sdtdh w16sdtfl w16du">
   <w:docDefaults>
     <w:rPrDefault>
       <w:rPr>
